--- a/docs/literature/Literature_review_Complex_Nonlinear_Stochastic_Systems_Human_Body_2020-2026.docx
+++ b/docs/literature/Literature_review_Complex_Nonlinear_Stochastic_Systems_Human_Body_2020-2026.docx
@@ -1822,7 +1822,7 @@
         <w:jc w:val="both"/>
       </w:pPr>
       <w:r>
-        <w:t xml:space="preserve">The Gillespie algorithm [B1] simulates this process exactly. Elowitz and co-authors [B3] separated experimentally the noise within a cell from the noise between cells. The “telegraph” model of transcription, in which the gene switches between an inactive and an active state and produces RNA in bursts of mean size </w:t>
+        <w:t xml:space="preserve">The Gillespie algorithm [B1] simulates this process exactly. Elowitz and co-authors [B3] experimentally separated the noise within a cell from the noise between cells. The “telegraph” model of transcription, in which the gene switches between an inactive and an active state and produces RNA in bursts of mean size </w:t>
       </w:r>
       <m:oMath>
         <m:r>
@@ -2527,7 +2527,7 @@
         <w:jc w:val="both"/>
       </w:pPr>
       <w:r>
-        <w:t xml:space="preserve">When many oscillators are coupled, such as the cells of the sinoatrial node or the neurons of the circadian clock, they synchronize. The Kuramoto model [B6] with </w:t>
+        <w:t xml:space="preserve">When many oscillators are coupled, such as the cells of the sinoatrial node or the neurons of the circadian clock, they synchronize. The Kuramoto model [B6], with </w:t>
       </w:r>
       <m:oMath>
         <m:r>
@@ -2535,7 +2535,7 @@
         </m:r>
       </m:oMath>
       <w:r>
-        <w:t xml:space="preserve"> oscillators with natural frequencies </w:t>
+        <w:t xml:space="preserve"> oscillators of natural frequencies </w:t>
       </w:r>
       <m:oMath>
         <m:sSub>
@@ -2560,7 +2560,7 @@
         </m:r>
       </m:oMath>
       <w:r>
-        <w:t xml:space="preserve">, and the order parameter </w:t>
+        <w:t xml:space="preserve">, and its order parameter </w:t>
       </w:r>
       <m:oMath>
         <m:r>
@@ -2568,7 +2568,7 @@
         </m:r>
       </m:oMath>
       <w:r>
-        <w:t xml:space="preserve">, are:</w:t>
+        <w:t xml:space="preserve"> are:</w:t>
       </w:r>
     </w:p>
     <w:p>
@@ -4147,7 +4147,7 @@
         </m:sSub>
       </m:oMath>
       <w:r>
-        <w:t xml:space="preserve"> and a generalized linear model for each state (GLM-HMM) is written:</w:t>
+        <w:t xml:space="preserve"> and a generalized linear model for each state (GLM-HMM) is written as:</w:t>
       </w:r>
     </w:p>
     <w:p>
@@ -5747,7 +5747,7 @@
         <w:jc w:val="both"/>
       </w:pPr>
       <w:r>
-        <w:t xml:space="preserve">The search covers the period from 2020 to October 12, 2026 and six institutions: Oxford, Caltech, Harvard, Princeton, MIT and Berkeley. The topic was taken in the sense of the mathematical modeling of complex nonlinear and stochastic phenomena in living systems, with the human body as the central example: molecular noise, homeostasis and control, oscillators and networks, critical transitions, hidden states, digital twins and learning dynamics from data.</w:t>
+        <w:t xml:space="preserve">The search covers the period from 2020 to October 12, 2026 and six institutions: Oxford, Caltech, Harvard, Princeton, MIT and Berkeley. The topic was understood as the mathematical modeling of complex nonlinear and stochastic phenomena in living systems, with the human body as the central example: molecular noise, homeostasis and control, oscillators and networks, critical transitions, hidden states, digital twins and learning dynamics from data.</w:t>
       </w:r>
     </w:p>
     <w:p>
@@ -8601,7 +8601,7 @@
             <w:vAlign w:val="top"/>
           </w:tcPr>
           <w:p>
-            <w:hyperlink w:history="1" r:id="rIdo3umelbxyr_1vo4nqxg4x">
+            <w:hyperlink w:history="1" r:id="rIdw7xymmkklbrag-7vsqddl">
               <w:r>
                 <w:rPr>
                   <w:color w:val="1D4ED8"/>
@@ -9873,7 +9873,7 @@
             <w:vAlign w:val="top"/>
           </w:tcPr>
           <w:p>
-            <w:hyperlink w:history="1" r:id="rId3cowwjredvipiuk9raq8s">
+            <w:hyperlink w:history="1" r:id="rId_91rk2ke6n-iehrjw5pac">
               <w:r>
                 <w:rPr>
                   <w:color w:val="1D4ED8"/>
@@ -11121,7 +11121,7 @@
             <w:vAlign w:val="top"/>
           </w:tcPr>
           <w:p>
-            <w:hyperlink w:history="1" r:id="rIdkoelqfs_0txkg52-anmrr">
+            <w:hyperlink w:history="1" r:id="rIdrg6rrrjoutpsqcwl5znuu">
               <w:r>
                 <w:rPr>
                   <w:color w:val="1D4ED8"/>
@@ -12302,7 +12302,7 @@
             <w:vAlign w:val="top"/>
           </w:tcPr>
           <w:p>
-            <w:hyperlink w:history="1" r:id="rIdzrrci6rotkni1i3qfxivq">
+            <w:hyperlink w:history="1" r:id="rIdiw21mbjdtkw3r1xb-7wde">
               <w:r>
                 <w:rPr>
                   <w:color w:val="1D4ED8"/>
@@ -13778,7 +13778,7 @@
             <w:vAlign w:val="top"/>
           </w:tcPr>
           <w:p>
-            <w:hyperlink w:history="1" r:id="rIdhchs9dflhrpvki5wpjefb">
+            <w:hyperlink w:history="1" r:id="rIdzpghvwpgc7gdm_eod4ayn">
               <w:r>
                 <w:rPr>
                   <w:color w:val="1D4ED8"/>
@@ -15034,7 +15034,7 @@
             <w:vAlign w:val="top"/>
           </w:tcPr>
           <w:p>
-            <w:hyperlink w:history="1" r:id="rIdo4knxt1azrf8slafycsec">
+            <w:hyperlink w:history="1" r:id="rIdddutdxa7xujrosicn-ikl">
               <w:r>
                 <w:rPr>
                   <w:color w:val="1D4ED8"/>
@@ -16395,7 +16395,7 @@
             <w:vAlign w:val="top"/>
           </w:tcPr>
           <w:p>
-            <w:hyperlink w:history="1" r:id="rId6bjl5y9ee34r_dfbb59pb">
+            <w:hyperlink w:history="1" r:id="rId66ep9km3o_9ztls29kn8_">
               <w:r>
                 <w:rPr>
                   <w:color w:val="1D4ED8"/>
@@ -17603,7 +17603,7 @@
             <w:vAlign w:val="top"/>
           </w:tcPr>
           <w:p>
-            <w:hyperlink w:history="1" r:id="rIdnhwjgnduzgas-yvfav6gl">
+            <w:hyperlink w:history="1" r:id="rId9zuxumgj2jafnxbb6xemz">
               <w:r>
                 <w:rPr>
                   <w:color w:val="1D4ED8"/>
@@ -18692,7 +18692,7 @@
             <w:vAlign w:val="top"/>
           </w:tcPr>
           <w:p>
-            <w:hyperlink w:history="1" r:id="rIdv-d_hemp-ky2i21ui4etg">
+            <w:hyperlink w:history="1" r:id="rIdh2aw6kbz_qnxigthcuk0l">
               <w:r>
                 <w:rPr>
                   <w:color w:val="1D4ED8"/>
@@ -19956,7 +19956,7 @@
             <w:vAlign w:val="top"/>
           </w:tcPr>
           <w:p>
-            <w:hyperlink w:history="1" r:id="rIdyyvfbuijvlpk1dad26--i">
+            <w:hyperlink w:history="1" r:id="rIdxvih4olet8pvkp-umf5b9">
               <w:r>
                 <w:rPr>
                   <w:color w:val="1D4ED8"/>
@@ -20961,7 +20961,7 @@
             <w:vAlign w:val="top"/>
           </w:tcPr>
           <w:p>
-            <w:hyperlink w:history="1" r:id="rId5x_0kx3smg8ufuscd6f5j">
+            <w:hyperlink w:history="1" r:id="rIde7g8jldk0s8hdmgek_e9m">
               <w:r>
                 <w:rPr>
                   <w:color w:val="1D4ED8"/>
@@ -22579,7 +22579,7 @@
             <w:vAlign w:val="top"/>
           </w:tcPr>
           <w:p>
-            <w:hyperlink w:history="1" r:id="rIdqe9di1wbwazz2iosfzzqr">
+            <w:hyperlink w:history="1" r:id="rIdkiu9nmb-alk2gogfo1mqw">
               <w:r>
                 <w:rPr>
                   <w:color w:val="1D4ED8"/>
@@ -24102,7 +24102,7 @@
             <w:vAlign w:val="top"/>
           </w:tcPr>
           <w:p>
-            <w:hyperlink w:history="1" r:id="rIdyccoookonrv1t4olbnujv">
+            <w:hyperlink w:history="1" r:id="rIdsu9ypvdevel6zgncbaxn_">
               <w:r>
                 <w:rPr>
                   <w:color w:val="1D4ED8"/>
@@ -25102,7 +25102,7 @@
             <w:vAlign w:val="top"/>
           </w:tcPr>
           <w:p>
-            <w:hyperlink w:history="1" r:id="rIdy5i3ursjr9od1fa_lc2oc">
+            <w:hyperlink w:history="1" r:id="rIdiqzx185ditzmbl6vfrkih">
               <w:r>
                 <w:rPr>
                   <w:color w:val="1D4ED8"/>
@@ -26358,7 +26358,7 @@
             <w:vAlign w:val="top"/>
           </w:tcPr>
           <w:p>
-            <w:hyperlink w:history="1" r:id="rIdzmo7qgelfcme0eo-fqzgj">
+            <w:hyperlink w:history="1" r:id="rIdbzbtmt8t9x9zhmoimhsio">
               <w:r>
                 <w:rPr>
                   <w:color w:val="1D4ED8"/>
@@ -27283,7 +27283,7 @@
             <w:vAlign w:val="top"/>
           </w:tcPr>
           <w:p>
-            <w:hyperlink w:history="1" r:id="rIdbi3dmctnesrhjf-dzesaq">
+            <w:hyperlink w:history="1" r:id="rIdugavys3i3lbf8vcuznn9n">
               <w:r>
                 <w:rPr>
                   <w:color w:val="1D4ED8"/>
@@ -28291,7 +28291,7 @@
             <w:vAlign w:val="top"/>
           </w:tcPr>
           <w:p>
-            <w:hyperlink w:history="1" r:id="rId-4c5qehlsnakrwglddiai">
+            <w:hyperlink w:history="1" r:id="rIdka8yx1dk-w1i1zzeii6xa">
               <w:r>
                 <w:rPr>
                   <w:color w:val="1D4ED8"/>
@@ -29543,7 +29543,7 @@
             <w:vAlign w:val="top"/>
           </w:tcPr>
           <w:p>
-            <w:hyperlink w:history="1" r:id="rIdlockwy0xzdao_ngysghts">
+            <w:hyperlink w:history="1" r:id="rId8lowak3qja6s-lqo1thpb">
               <w:r>
                 <w:rPr>
                   <w:color w:val="1D4ED8"/>
@@ -30850,7 +30850,7 @@
             <w:vAlign w:val="top"/>
           </w:tcPr>
           <w:p>
-            <w:hyperlink w:history="1" r:id="rIdns2ucmzstcxaixm6lty_4">
+            <w:hyperlink w:history="1" r:id="rIdpp-fsquywglxcxb66_gzw">
               <w:r>
                 <w:rPr>
                   <w:color w:val="1D4ED8"/>
@@ -31691,7 +31691,7 @@
             <w:vAlign w:val="top"/>
           </w:tcPr>
           <w:p>
-            <w:hyperlink w:history="1" r:id="rId_gwzz18y5hdzkq9fzkvcv">
+            <w:hyperlink w:history="1" r:id="rIdw4mlg5ft5rrsuybs8ysjp">
               <w:r>
                 <w:rPr>
                   <w:color w:val="1D4ED8"/>
@@ -33275,7 +33275,7 @@
                 <w:sz w:val="17"/>
                 <w:szCs w:val="17"/>
               </w:rPr>
-              <w:t xml:space="preserve">How is glucose forecast with few data?</w:t>
+              <w:t xml:space="preserve">How is glucose forecast with little data?</w:t>
             </w:r>
           </w:p>
         </w:tc>
@@ -33800,7 +33800,7 @@
                 <w:sz w:val="17"/>
                 <w:szCs w:val="17"/>
               </w:rPr>
-              <w:t xml:space="preserve">Brain in sleep</w:t>
+              <w:t xml:space="preserve">Brain during sleep</w:t>
             </w:r>
           </w:p>
         </w:tc>
@@ -35045,7 +35045,7 @@
               </w:rPr>
               <w:t xml:space="preserve">, 87, 6. </w:t>
             </w:r>
-            <w:hyperlink w:history="1" r:id="rIdfh00wfbncunrg4gpbrcnu">
+            <w:hyperlink w:history="1" r:id="rIduaevzbh4x00wozow5mvje">
               <w:r>
                 <w:rPr>
                   <w:color w:val="1D4ED8"/>
@@ -35142,7 +35142,7 @@
               </w:rPr>
               <w:t xml:space="preserve">, 23(7), e3003241. </w:t>
             </w:r>
-            <w:hyperlink w:history="1" r:id="rId4kfpkjth_4-wxy-t8btuv">
+            <w:hyperlink w:history="1" r:id="rIdqshfln9-fbghxrwayvgip">
               <w:r>
                 <w:rPr>
                   <w:color w:val="1D4ED8"/>
@@ -35238,7 +35238,7 @@
               </w:rPr>
               <w:t xml:space="preserve">, 17(173), 20200652. </w:t>
             </w:r>
-            <w:hyperlink w:history="1" r:id="rId3zkcd8gb6stmxbtwaypsk">
+            <w:hyperlink w:history="1" r:id="rId0czv9jhi5d-mphnja5jso">
               <w:r>
                 <w:rPr>
                   <w:color w:val="1D4ED8"/>
@@ -35335,7 +35335,7 @@
               </w:rPr>
               <w:t xml:space="preserve">, 646, 1156–1166. </w:t>
             </w:r>
-            <w:hyperlink w:history="1" r:id="rIdv4tqvae7rx99ck7j_x8bf">
+            <w:hyperlink w:history="1" r:id="rIdrbqlgahy9iwt-xeghcy1d">
               <w:r>
                 <w:rPr>
                   <w:color w:val="1D4ED8"/>
@@ -35431,7 +35431,7 @@
               </w:rPr>
               <w:t xml:space="preserve">, 380(6652), 1357–1362. </w:t>
             </w:r>
-            <w:hyperlink w:history="1" r:id="rIdvbkjkhd7mixvxes6vgwth">
+            <w:hyperlink w:history="1" r:id="rId8y67c9tkj3tyv75q580fg">
               <w:r>
                 <w:rPr>
                   <w:color w:val="1D4ED8"/>
@@ -35528,7 +35528,7 @@
               </w:rPr>
               <w:t xml:space="preserve">, 188(7), 1984–2002.e17. </w:t>
             </w:r>
-            <w:hyperlink w:history="1" r:id="rIdz81bqdhf0kb5z7f1a0ilm">
+            <w:hyperlink w:history="1" r:id="rIdp9ekd3lnliyggrx9nmory">
               <w:r>
                 <w:rPr>
                   <w:color w:val="1D4ED8"/>
@@ -35624,7 +35624,7 @@
               </w:rPr>
               <w:t xml:space="preserve">, 21(7), 1329–1339. </w:t>
             </w:r>
-            <w:hyperlink w:history="1" r:id="rIdjqioee3ghbdqi2rahhhvc">
+            <w:hyperlink w:history="1" r:id="rIdzwiojha1axt80lt_nbuhp">
               <w:r>
                 <w:rPr>
                   <w:color w:val="1D4ED8"/>
@@ -35721,7 +35721,7 @@
               </w:rPr>
               <w:t xml:space="preserve">, 23(12), 744–766. </w:t>
             </w:r>
-            <w:hyperlink w:history="1" r:id="rIddahtlg0g-ivql_pa6ztb_">
+            <w:hyperlink w:history="1" r:id="rIdywj_iorlxuwldralep6vu">
               <w:r>
                 <w:rPr>
                   <w:color w:val="1D4ED8"/>
@@ -35817,7 +35817,7 @@
               </w:rPr>
               <w:t xml:space="preserve">, 11, e70169. </w:t>
             </w:r>
-            <w:hyperlink w:history="1" r:id="rIdyjoas-kyf7piukk47kicb">
+            <w:hyperlink w:history="1" r:id="rIdnqnezwlpsikbmuhyeg9vi">
               <w:r>
                 <w:rPr>
                   <w:color w:val="1D4ED8"/>
@@ -39180,7 +39180,7 @@
         </w:rPr>
         <w:t xml:space="preserve"> </w:t>
       </w:r>
-      <w:hyperlink w:history="1" r:id="rId-_hpuezgwezwdmfvm13ga">
+      <w:hyperlink w:history="1" r:id="rIdj7vlvwbyikf6j4ma-i0lh">
         <w:r>
           <w:rPr>
             <w:color w:val="1D4ED8"/>
@@ -39284,7 +39284,7 @@
         </w:rPr>
         <w:t xml:space="preserve"> </w:t>
       </w:r>
-      <w:hyperlink w:history="1" r:id="rIduo74fk5jkgk3ngk2fiftx">
+      <w:hyperlink w:history="1" r:id="rIdyc_apu4vzipn6tmxauvtw">
         <w:r>
           <w:rPr>
             <w:color w:val="1D4ED8"/>
@@ -39345,7 +39345,7 @@
         </w:rPr>
         <w:t xml:space="preserve"> </w:t>
       </w:r>
-      <w:hyperlink w:history="1" r:id="rId1v2m4sf_y4dba_uf-yhjc">
+      <w:hyperlink w:history="1" r:id="rIdjivfx4tzkqwxpwbtdfqcn">
         <w:r>
           <w:rPr>
             <w:color w:val="1D4ED8"/>
@@ -39406,7 +39406,7 @@
         </w:rPr>
         <w:t xml:space="preserve"> </w:t>
       </w:r>
-      <w:hyperlink w:history="1" r:id="rIdvttrhwgpac_xsxrhon6uz">
+      <w:hyperlink w:history="1" r:id="rIdijy9qetn7fvavppqkk9_v">
         <w:r>
           <w:rPr>
             <w:color w:val="1D4ED8"/>
@@ -39510,7 +39510,7 @@
         </w:rPr>
         <w:t xml:space="preserve"> </w:t>
       </w:r>
-      <w:hyperlink w:history="1" r:id="rIdblazge1zkkocwd-7bhzps">
+      <w:hyperlink w:history="1" r:id="rIdiikejxzd72k0ochl4dzm_">
         <w:r>
           <w:rPr>
             <w:color w:val="1D4ED8"/>
@@ -39571,7 +39571,7 @@
         </w:rPr>
         <w:t xml:space="preserve"> </w:t>
       </w:r>
-      <w:hyperlink w:history="1" r:id="rIdgitrwcyip4d533axbwftr">
+      <w:hyperlink w:history="1" r:id="rIdip3hkfmbewwy78svg-hjv">
         <w:r>
           <w:rPr>
             <w:color w:val="1D4ED8"/>
@@ -39632,7 +39632,7 @@
         </w:rPr>
         <w:t xml:space="preserve"> </w:t>
       </w:r>
-      <w:hyperlink w:history="1" r:id="rId3bzdp9tfpapjrlv_jrazy">
+      <w:hyperlink w:history="1" r:id="rIdgyzagddbo83bscl-qlsvn">
         <w:r>
           <w:rPr>
             <w:color w:val="1D4ED8"/>
@@ -39693,7 +39693,7 @@
         </w:rPr>
         <w:t xml:space="preserve"> </w:t>
       </w:r>
-      <w:hyperlink w:history="1" r:id="rIdp9z6s2rbix_yohivomgkq">
+      <w:hyperlink w:history="1" r:id="rIdivt55jteg-q5trnter1-h">
         <w:r>
           <w:rPr>
             <w:color w:val="1D4ED8"/>
@@ -39754,7 +39754,7 @@
         </w:rPr>
         <w:t xml:space="preserve"> </w:t>
       </w:r>
-      <w:hyperlink w:history="1" r:id="rId-pnslidtgg7hkzvtpdwbc">
+      <w:hyperlink w:history="1" r:id="rIdqa8ocfcla5ctfw4qkqwhb">
         <w:r>
           <w:rPr>
             <w:color w:val="1D4ED8"/>
@@ -39815,7 +39815,7 @@
         </w:rPr>
         <w:t xml:space="preserve"> </w:t>
       </w:r>
-      <w:hyperlink w:history="1" r:id="rIdcsxxiokuiosbectxkrh5o">
+      <w:hyperlink w:history="1" r:id="rIdst_yf1uttblc1sokojnq2">
         <w:r>
           <w:rPr>
             <w:color w:val="1D4ED8"/>
@@ -39876,7 +39876,7 @@
         </w:rPr>
         <w:t xml:space="preserve"> </w:t>
       </w:r>
-      <w:hyperlink w:history="1" r:id="rIdqlekp3dtlkccijqyavxew">
+      <w:hyperlink w:history="1" r:id="rIdenkrzxredfu4jacgkrelo">
         <w:r>
           <w:rPr>
             <w:color w:val="1D4ED8"/>
@@ -39937,7 +39937,7 @@
         </w:rPr>
         <w:t xml:space="preserve"> </w:t>
       </w:r>
-      <w:hyperlink w:history="1" r:id="rIdksymjbu2akcwuhzemvhbc">
+      <w:hyperlink w:history="1" r:id="rIdswqf6g5sjjiapw_e46fdz">
         <w:r>
           <w:rPr>
             <w:color w:val="1D4ED8"/>
@@ -39998,7 +39998,7 @@
         </w:rPr>
         <w:t xml:space="preserve"> </w:t>
       </w:r>
-      <w:hyperlink w:history="1" r:id="rId3bhktsri4xw0m5xodwobz">
+      <w:hyperlink w:history="1" r:id="rIdf6feevtpopyox9sfhwogp">
         <w:r>
           <w:rPr>
             <w:color w:val="1D4ED8"/>
@@ -40059,7 +40059,7 @@
         </w:rPr>
         <w:t xml:space="preserve"> </w:t>
       </w:r>
-      <w:hyperlink w:history="1" r:id="rIdsjhsk3ibxiihyem5kiump">
+      <w:hyperlink w:history="1" r:id="rIdg6yke2364j9yrgoddjz3g">
         <w:r>
           <w:rPr>
             <w:color w:val="1D4ED8"/>
@@ -40163,7 +40163,7 @@
         </w:rPr>
         <w:t xml:space="preserve"> </w:t>
       </w:r>
-      <w:hyperlink w:history="1" r:id="rIdwrekngbygr19gzfci7ovl">
+      <w:hyperlink w:history="1" r:id="rIddrxwpt3nhdhewnpecpafs">
         <w:r>
           <w:rPr>
             <w:color w:val="1D4ED8"/>
@@ -40235,7 +40235,7 @@
         </w:rPr>
         <w:t xml:space="preserve"> </w:t>
       </w:r>
-      <w:hyperlink w:history="1" r:id="rIdc7ttkgfd4cwkt_fg4yni2">
+      <w:hyperlink w:history="1" r:id="rId7zw5m677fif4jd9z1r66r">
         <w:r>
           <w:rPr>
             <w:color w:val="1D4ED8"/>
@@ -40296,7 +40296,7 @@
         </w:rPr>
         <w:t xml:space="preserve"> </w:t>
       </w:r>
-      <w:hyperlink w:history="1" r:id="rIdtobfnfn93z-pg8gw5qao6">
+      <w:hyperlink w:history="1" r:id="rIdz1wodzovym8lcrxwhte7y">
         <w:r>
           <w:rPr>
             <w:color w:val="1D4ED8"/>
@@ -40357,7 +40357,7 @@
         </w:rPr>
         <w:t xml:space="preserve"> </w:t>
       </w:r>
-      <w:hyperlink w:history="1" r:id="rIddzu3bqix8fear4m3mhc2d">
+      <w:hyperlink w:history="1" r:id="rIdmal396fajxscdxmgvslt9">
         <w:r>
           <w:rPr>
             <w:color w:val="1D4ED8"/>
@@ -40418,7 +40418,7 @@
         </w:rPr>
         <w:t xml:space="preserve"> </w:t>
       </w:r>
-      <w:hyperlink w:history="1" r:id="rId3xu0ntk8_htcl6h62ls0g">
+      <w:hyperlink w:history="1" r:id="rIdlmtquwiwx9qoarqmj0bpj">
         <w:r>
           <w:rPr>
             <w:color w:val="1D4ED8"/>
@@ -40479,7 +40479,7 @@
         </w:rPr>
         <w:t xml:space="preserve"> </w:t>
       </w:r>
-      <w:hyperlink w:history="1" r:id="rIdul_siow7t_kkczudmzmda">
+      <w:hyperlink w:history="1" r:id="rIdjfwjd75qbv2alqpwsjswm">
         <w:r>
           <w:rPr>
             <w:color w:val="1D4ED8"/>
@@ -40540,7 +40540,7 @@
         </w:rPr>
         <w:t xml:space="preserve"> </w:t>
       </w:r>
-      <w:hyperlink w:history="1" r:id="rIdndo6jeip5hzcsfmhywzvr">
+      <w:hyperlink w:history="1" r:id="rIdhdm1thcu4i3pkf0gc5ijq">
         <w:r>
           <w:rPr>
             <w:color w:val="1D4ED8"/>
@@ -40601,7 +40601,7 @@
         </w:rPr>
         <w:t xml:space="preserve"> </w:t>
       </w:r>
-      <w:hyperlink w:history="1" r:id="rIdhbrawdztlwuwp-huyrvzl">
+      <w:hyperlink w:history="1" r:id="rIdwtghxgryc718kgzhmwlpk">
         <w:r>
           <w:rPr>
             <w:color w:val="1D4ED8"/>
@@ -40662,7 +40662,7 @@
         </w:rPr>
         <w:t xml:space="preserve"> </w:t>
       </w:r>
-      <w:hyperlink w:history="1" r:id="rIdvwvamy-jnk7hrixksbwh-">
+      <w:hyperlink w:history="1" r:id="rId_lolt4ppoukxiyfwffyij">
         <w:r>
           <w:rPr>
             <w:color w:val="1D4ED8"/>
@@ -40723,7 +40723,7 @@
         </w:rPr>
         <w:t xml:space="preserve"> </w:t>
       </w:r>
-      <w:hyperlink w:history="1" r:id="rIdz0yv-q5ajq19xl5r7guij">
+      <w:hyperlink w:history="1" r:id="rIduhke2p3mh6vz50awhpvcw">
         <w:r>
           <w:rPr>
             <w:color w:val="1D4ED8"/>
@@ -40784,7 +40784,7 @@
         </w:rPr>
         <w:t xml:space="preserve"> </w:t>
       </w:r>
-      <w:hyperlink w:history="1" r:id="rIdlvkdsf8yg3kp1oy2s9qae">
+      <w:hyperlink w:history="1" r:id="rId_cin5yzs9xrkznq4dcvlx">
         <w:r>
           <w:rPr>
             <w:color w:val="1D4ED8"/>
@@ -40845,7 +40845,7 @@
         </w:rPr>
         <w:t xml:space="preserve"> </w:t>
       </w:r>
-      <w:hyperlink w:history="1" r:id="rIdpyrvt5c9cfqtm8hjgehv3">
+      <w:hyperlink w:history="1" r:id="rIdnwf_76papza78zri140m8">
         <w:r>
           <w:rPr>
             <w:color w:val="1D4ED8"/>
@@ -40906,7 +40906,7 @@
         </w:rPr>
         <w:t xml:space="preserve"> </w:t>
       </w:r>
-      <w:hyperlink w:history="1" r:id="rIdh8qytmke7oth07pv93hlo">
+      <w:hyperlink w:history="1" r:id="rIdb_t6f9n4kovzmj65c0hpi">
         <w:r>
           <w:rPr>
             <w:color w:val="1D4ED8"/>
@@ -40967,7 +40967,7 @@
         </w:rPr>
         <w:t xml:space="preserve"> </w:t>
       </w:r>
-      <w:hyperlink w:history="1" r:id="rIdl3alz7r_m8sil6cyc0udc">
+      <w:hyperlink w:history="1" r:id="rIdp1u0p6bsm8vvulwuso8j6">
         <w:r>
           <w:rPr>
             <w:color w:val="1D4ED8"/>
@@ -41028,7 +41028,7 @@
         </w:rPr>
         <w:t xml:space="preserve"> </w:t>
       </w:r>
-      <w:hyperlink w:history="1" r:id="rId1kspb_hsqrblojxnmpy97">
+      <w:hyperlink w:history="1" r:id="rIdqjuh40hkmmsoryigrwv4l">
         <w:r>
           <w:rPr>
             <w:color w:val="1D4ED8"/>
@@ -41089,7 +41089,7 @@
         </w:rPr>
         <w:t xml:space="preserve"> </w:t>
       </w:r>
-      <w:hyperlink w:history="1" r:id="rIdkx-55gdwwmnaxobaeqnlm">
+      <w:hyperlink w:history="1" r:id="rIdpjhussnbh6pdz2e6okb-c">
         <w:r>
           <w:rPr>
             <w:color w:val="1D4ED8"/>
@@ -41150,7 +41150,7 @@
         </w:rPr>
         <w:t xml:space="preserve"> </w:t>
       </w:r>
-      <w:hyperlink w:history="1" r:id="rId6wphb1hsfar0t8rzvewxx">
+      <w:hyperlink w:history="1" r:id="rIdct59y0-f5mvmkbod0uajm">
         <w:r>
           <w:rPr>
             <w:color w:val="1D4ED8"/>
@@ -41211,7 +41211,7 @@
         </w:rPr>
         <w:t xml:space="preserve"> </w:t>
       </w:r>
-      <w:hyperlink w:history="1" r:id="rIdkryh1r9lzxj9p1wz5wubc">
+      <w:hyperlink w:history="1" r:id="rId9ngjxcxqbofvpxiwu8dzd">
         <w:r>
           <w:rPr>
             <w:color w:val="1D4ED8"/>
@@ -41272,7 +41272,7 @@
         </w:rPr>
         <w:t xml:space="preserve"> </w:t>
       </w:r>
-      <w:hyperlink w:history="1" r:id="rIdjlpl7z69_9ino_ollfuq2">
+      <w:hyperlink w:history="1" r:id="rId-i0retmpj9tx5wrfcs5xb">
         <w:r>
           <w:rPr>
             <w:color w:val="1D4ED8"/>
@@ -41333,7 +41333,7 @@
         </w:rPr>
         <w:t xml:space="preserve"> </w:t>
       </w:r>
-      <w:hyperlink w:history="1" r:id="rIdgzerbuosgwoqdnfyopvdu">
+      <w:hyperlink w:history="1" r:id="rIdabvylnhk5yfev9zy6vtj4">
         <w:r>
           <w:rPr>
             <w:color w:val="1D4ED8"/>
@@ -41394,7 +41394,7 @@
         </w:rPr>
         <w:t xml:space="preserve"> </w:t>
       </w:r>
-      <w:hyperlink w:history="1" r:id="rIdpcjezvb_8xiid49hnu_qs">
+      <w:hyperlink w:history="1" r:id="rIdbortvcxckq55njpvlkit_">
         <w:r>
           <w:rPr>
             <w:color w:val="1D4ED8"/>

--- a/docs/literature/Literature_review_Complex_Nonlinear_Stochastic_Systems_Human_Body_2020-2026.docx
+++ b/docs/literature/Literature_review_Complex_Nonlinear_Stochastic_Systems_Human_Body_2020-2026.docx
@@ -8601,7 +8601,7 @@
             <w:vAlign w:val="top"/>
           </w:tcPr>
           <w:p>
-            <w:hyperlink w:history="1" r:id="rIdw7xymmkklbrag-7vsqddl">
+            <w:hyperlink w:history="1" r:id="rIdlnqvtbqzuorz9jrybivtj">
               <w:r>
                 <w:rPr>
                   <w:color w:val="1D4ED8"/>
@@ -9873,7 +9873,7 @@
             <w:vAlign w:val="top"/>
           </w:tcPr>
           <w:p>
-            <w:hyperlink w:history="1" r:id="rId_91rk2ke6n-iehrjw5pac">
+            <w:hyperlink w:history="1" r:id="rId68c1_i4qyinhvy15e4jmx">
               <w:r>
                 <w:rPr>
                   <w:color w:val="1D4ED8"/>
@@ -11121,7 +11121,7 @@
             <w:vAlign w:val="top"/>
           </w:tcPr>
           <w:p>
-            <w:hyperlink w:history="1" r:id="rIdrg6rrrjoutpsqcwl5znuu">
+            <w:hyperlink w:history="1" r:id="rIdpejhakyr5tnjxrti-buby">
               <w:r>
                 <w:rPr>
                   <w:color w:val="1D4ED8"/>
@@ -12302,7 +12302,7 @@
             <w:vAlign w:val="top"/>
           </w:tcPr>
           <w:p>
-            <w:hyperlink w:history="1" r:id="rIdiw21mbjdtkw3r1xb-7wde">
+            <w:hyperlink w:history="1" r:id="rIdnppl81u_kob2hfm-johgk">
               <w:r>
                 <w:rPr>
                   <w:color w:val="1D4ED8"/>
@@ -13778,7 +13778,7 @@
             <w:vAlign w:val="top"/>
           </w:tcPr>
           <w:p>
-            <w:hyperlink w:history="1" r:id="rIdzpghvwpgc7gdm_eod4ayn">
+            <w:hyperlink w:history="1" r:id="rIdui0e-ukptk6linpr0tudo">
               <w:r>
                 <w:rPr>
                   <w:color w:val="1D4ED8"/>
@@ -15034,7 +15034,7 @@
             <w:vAlign w:val="top"/>
           </w:tcPr>
           <w:p>
-            <w:hyperlink w:history="1" r:id="rIdddutdxa7xujrosicn-ikl">
+            <w:hyperlink w:history="1" r:id="rId9cx0tvqo23y_ytl9almvl">
               <w:r>
                 <w:rPr>
                   <w:color w:val="1D4ED8"/>
@@ -16395,7 +16395,7 @@
             <w:vAlign w:val="top"/>
           </w:tcPr>
           <w:p>
-            <w:hyperlink w:history="1" r:id="rId66ep9km3o_9ztls29kn8_">
+            <w:hyperlink w:history="1" r:id="rIdoqfodrgr5t3wml1rrx-dg">
               <w:r>
                 <w:rPr>
                   <w:color w:val="1D4ED8"/>
@@ -17603,7 +17603,7 @@
             <w:vAlign w:val="top"/>
           </w:tcPr>
           <w:p>
-            <w:hyperlink w:history="1" r:id="rId9zuxumgj2jafnxbb6xemz">
+            <w:hyperlink w:history="1" r:id="rId6goozg_sciq5f1ovmy4vl">
               <w:r>
                 <w:rPr>
                   <w:color w:val="1D4ED8"/>
@@ -18692,7 +18692,7 @@
             <w:vAlign w:val="top"/>
           </w:tcPr>
           <w:p>
-            <w:hyperlink w:history="1" r:id="rIdh2aw6kbz_qnxigthcuk0l">
+            <w:hyperlink w:history="1" r:id="rIdc5f4bow-kcxr_dwab302u">
               <w:r>
                 <w:rPr>
                   <w:color w:val="1D4ED8"/>
@@ -19956,7 +19956,7 @@
             <w:vAlign w:val="top"/>
           </w:tcPr>
           <w:p>
-            <w:hyperlink w:history="1" r:id="rIdxvih4olet8pvkp-umf5b9">
+            <w:hyperlink w:history="1" r:id="rIdmr9ja9yyr3a7ffwsq6htl">
               <w:r>
                 <w:rPr>
                   <w:color w:val="1D4ED8"/>
@@ -20961,7 +20961,7 @@
             <w:vAlign w:val="top"/>
           </w:tcPr>
           <w:p>
-            <w:hyperlink w:history="1" r:id="rIde7g8jldk0s8hdmgek_e9m">
+            <w:hyperlink w:history="1" r:id="rIdkjlt3vqzfrbhg41qiag3i">
               <w:r>
                 <w:rPr>
                   <w:color w:val="1D4ED8"/>
@@ -22579,7 +22579,7 @@
             <w:vAlign w:val="top"/>
           </w:tcPr>
           <w:p>
-            <w:hyperlink w:history="1" r:id="rIdkiu9nmb-alk2gogfo1mqw">
+            <w:hyperlink w:history="1" r:id="rIdkwioyhnqjluifjstg_5wd">
               <w:r>
                 <w:rPr>
                   <w:color w:val="1D4ED8"/>
@@ -24102,7 +24102,7 @@
             <w:vAlign w:val="top"/>
           </w:tcPr>
           <w:p>
-            <w:hyperlink w:history="1" r:id="rIdsu9ypvdevel6zgncbaxn_">
+            <w:hyperlink w:history="1" r:id="rIdvwd2malocouwkj8huxtr7">
               <w:r>
                 <w:rPr>
                   <w:color w:val="1D4ED8"/>
@@ -25102,7 +25102,7 @@
             <w:vAlign w:val="top"/>
           </w:tcPr>
           <w:p>
-            <w:hyperlink w:history="1" r:id="rIdiqzx185ditzmbl6vfrkih">
+            <w:hyperlink w:history="1" r:id="rIdyjabks4zxbdmndjjyuxra">
               <w:r>
                 <w:rPr>
                   <w:color w:val="1D4ED8"/>
@@ -26358,7 +26358,7 @@
             <w:vAlign w:val="top"/>
           </w:tcPr>
           <w:p>
-            <w:hyperlink w:history="1" r:id="rIdbzbtmt8t9x9zhmoimhsio">
+            <w:hyperlink w:history="1" r:id="rIdb9fljbtlehssnxwrsvgzy">
               <w:r>
                 <w:rPr>
                   <w:color w:val="1D4ED8"/>
@@ -27283,7 +27283,7 @@
             <w:vAlign w:val="top"/>
           </w:tcPr>
           <w:p>
-            <w:hyperlink w:history="1" r:id="rIdugavys3i3lbf8vcuznn9n">
+            <w:hyperlink w:history="1" r:id="rIducpd5l7gzzeodsqet2shi">
               <w:r>
                 <w:rPr>
                   <w:color w:val="1D4ED8"/>
@@ -28291,7 +28291,7 @@
             <w:vAlign w:val="top"/>
           </w:tcPr>
           <w:p>
-            <w:hyperlink w:history="1" r:id="rIdka8yx1dk-w1i1zzeii6xa">
+            <w:hyperlink w:history="1" r:id="rId2bq8fwflvx6dnvzz0d4if">
               <w:r>
                 <w:rPr>
                   <w:color w:val="1D4ED8"/>
@@ -29543,7 +29543,7 @@
             <w:vAlign w:val="top"/>
           </w:tcPr>
           <w:p>
-            <w:hyperlink w:history="1" r:id="rId8lowak3qja6s-lqo1thpb">
+            <w:hyperlink w:history="1" r:id="rIdre0gf7grrievidcyiuupi">
               <w:r>
                 <w:rPr>
                   <w:color w:val="1D4ED8"/>
@@ -30850,7 +30850,7 @@
             <w:vAlign w:val="top"/>
           </w:tcPr>
           <w:p>
-            <w:hyperlink w:history="1" r:id="rIdpp-fsquywglxcxb66_gzw">
+            <w:hyperlink w:history="1" r:id="rIdvjhwtkljtrwcijapnbewn">
               <w:r>
                 <w:rPr>
                   <w:color w:val="1D4ED8"/>
@@ -31691,7 +31691,7 @@
             <w:vAlign w:val="top"/>
           </w:tcPr>
           <w:p>
-            <w:hyperlink w:history="1" r:id="rIdw4mlg5ft5rrsuybs8ysjp">
+            <w:hyperlink w:history="1" r:id="rId5xsz_i8kv_gbacgwxjtbo">
               <w:r>
                 <w:rPr>
                   <w:color w:val="1D4ED8"/>
@@ -35045,7 +35045,7 @@
               </w:rPr>
               <w:t xml:space="preserve">, 87, 6. </w:t>
             </w:r>
-            <w:hyperlink w:history="1" r:id="rIduaevzbh4x00wozow5mvje">
+            <w:hyperlink w:history="1" r:id="rIdfdcyrzfnslw4lsrh1slft">
               <w:r>
                 <w:rPr>
                   <w:color w:val="1D4ED8"/>
@@ -35142,7 +35142,7 @@
               </w:rPr>
               <w:t xml:space="preserve">, 23(7), e3003241. </w:t>
             </w:r>
-            <w:hyperlink w:history="1" r:id="rIdqshfln9-fbghxrwayvgip">
+            <w:hyperlink w:history="1" r:id="rIdvcx5nf2lsp-u3adlklazr">
               <w:r>
                 <w:rPr>
                   <w:color w:val="1D4ED8"/>
@@ -35238,7 +35238,7 @@
               </w:rPr>
               <w:t xml:space="preserve">, 17(173), 20200652. </w:t>
             </w:r>
-            <w:hyperlink w:history="1" r:id="rId0czv9jhi5d-mphnja5jso">
+            <w:hyperlink w:history="1" r:id="rId84ni73k_pnmdqwewbtuk7">
               <w:r>
                 <w:rPr>
                   <w:color w:val="1D4ED8"/>
@@ -35335,7 +35335,7 @@
               </w:rPr>
               <w:t xml:space="preserve">, 646, 1156–1166. </w:t>
             </w:r>
-            <w:hyperlink w:history="1" r:id="rIdrbqlgahy9iwt-xeghcy1d">
+            <w:hyperlink w:history="1" r:id="rIdwixf9l6yxtmyya7aavdpv">
               <w:r>
                 <w:rPr>
                   <w:color w:val="1D4ED8"/>
@@ -35431,7 +35431,7 @@
               </w:rPr>
               <w:t xml:space="preserve">, 380(6652), 1357–1362. </w:t>
             </w:r>
-            <w:hyperlink w:history="1" r:id="rId8y67c9tkj3tyv75q580fg">
+            <w:hyperlink w:history="1" r:id="rIdtvovvcwbuaatuvjaul9uv">
               <w:r>
                 <w:rPr>
                   <w:color w:val="1D4ED8"/>
@@ -35528,7 +35528,7 @@
               </w:rPr>
               <w:t xml:space="preserve">, 188(7), 1984–2002.e17. </w:t>
             </w:r>
-            <w:hyperlink w:history="1" r:id="rIdp9ekd3lnliyggrx9nmory">
+            <w:hyperlink w:history="1" r:id="rIdowkyoxuio-mgph7e3e3yx">
               <w:r>
                 <w:rPr>
                   <w:color w:val="1D4ED8"/>
@@ -35624,7 +35624,7 @@
               </w:rPr>
               <w:t xml:space="preserve">, 21(7), 1329–1339. </w:t>
             </w:r>
-            <w:hyperlink w:history="1" r:id="rIdzwiojha1axt80lt_nbuhp">
+            <w:hyperlink w:history="1" r:id="rIdjafybnqop2bcgqemkuuln">
               <w:r>
                 <w:rPr>
                   <w:color w:val="1D4ED8"/>
@@ -35721,7 +35721,7 @@
               </w:rPr>
               <w:t xml:space="preserve">, 23(12), 744–766. </w:t>
             </w:r>
-            <w:hyperlink w:history="1" r:id="rIdywj_iorlxuwldralep6vu">
+            <w:hyperlink w:history="1" r:id="rIdhgmxju3cplqgizwx-rbmm">
               <w:r>
                 <w:rPr>
                   <w:color w:val="1D4ED8"/>
@@ -35817,7 +35817,7 @@
               </w:rPr>
               <w:t xml:space="preserve">, 11, e70169. </w:t>
             </w:r>
-            <w:hyperlink w:history="1" r:id="rIdnqnezwlpsikbmuhyeg9vi">
+            <w:hyperlink w:history="1" r:id="rIdufcmvjxcqheu1v1seib7v">
               <w:r>
                 <w:rPr>
                   <w:color w:val="1D4ED8"/>
@@ -38486,7 +38486,7 @@
         <w:jc w:val="both"/>
       </w:pPr>
       <w:r>
-        <w:t xml:space="preserve">For the supply wells of the earlier note (A23 and R16), KRITIK-GO gives a practical rule. Salinity sensors are placed on the coast–well axis, at the distance where the project model places the toe when pumping approaches the critical rate, and each salinity sensor is paired with a pressure logger. The weekly data of the two sensors give an estimate of </w:t>
+        <w:t xml:space="preserve">For the supply wells of the Fushë-Kuqe well field (A1 and P10 in version 2 of the research note on PRAG-GO and PRAG-MAR, recomputed with the geolocated sea boundary), KRITIK-GO gives a practical rule. Salinity sensors are placed on the coast–well axis, at the distance where the project model places the toe when pumping approaches the critical rate, and each salinity sensor is paired with a pressure logger. The weekly data of the two sensors give an estimate of </w:t>
       </w:r>
       <m:oMath>
         <m:r>
@@ -39180,7 +39180,7 @@
         </w:rPr>
         <w:t xml:space="preserve"> </w:t>
       </w:r>
-      <w:hyperlink w:history="1" r:id="rIdj7vlvwbyikf6j4ma-i0lh">
+      <w:hyperlink w:history="1" r:id="rId-4oi7nodfldz0nom3imsl">
         <w:r>
           <w:rPr>
             <w:color w:val="1D4ED8"/>
@@ -39284,7 +39284,7 @@
         </w:rPr>
         <w:t xml:space="preserve"> </w:t>
       </w:r>
-      <w:hyperlink w:history="1" r:id="rIdyc_apu4vzipn6tmxauvtw">
+      <w:hyperlink w:history="1" r:id="rIdn3cqidg8rnpgdjej41rgh">
         <w:r>
           <w:rPr>
             <w:color w:val="1D4ED8"/>
@@ -39345,7 +39345,7 @@
         </w:rPr>
         <w:t xml:space="preserve"> </w:t>
       </w:r>
-      <w:hyperlink w:history="1" r:id="rIdjivfx4tzkqwxpwbtdfqcn">
+      <w:hyperlink w:history="1" r:id="rIddq2l7zxqng5rsryht9z3r">
         <w:r>
           <w:rPr>
             <w:color w:val="1D4ED8"/>
@@ -39406,7 +39406,7 @@
         </w:rPr>
         <w:t xml:space="preserve"> </w:t>
       </w:r>
-      <w:hyperlink w:history="1" r:id="rIdijy9qetn7fvavppqkk9_v">
+      <w:hyperlink w:history="1" r:id="rIdr2ilwqh4dkanl_shplvoq">
         <w:r>
           <w:rPr>
             <w:color w:val="1D4ED8"/>
@@ -39510,7 +39510,7 @@
         </w:rPr>
         <w:t xml:space="preserve"> </w:t>
       </w:r>
-      <w:hyperlink w:history="1" r:id="rIdiikejxzd72k0ochl4dzm_">
+      <w:hyperlink w:history="1" r:id="rIdgthhd5c6oiezedcxzr6qa">
         <w:r>
           <w:rPr>
             <w:color w:val="1D4ED8"/>
@@ -39571,7 +39571,7 @@
         </w:rPr>
         <w:t xml:space="preserve"> </w:t>
       </w:r>
-      <w:hyperlink w:history="1" r:id="rIdip3hkfmbewwy78svg-hjv">
+      <w:hyperlink w:history="1" r:id="rIdt2g9vxevil7vki5cn1xuj">
         <w:r>
           <w:rPr>
             <w:color w:val="1D4ED8"/>
@@ -39632,7 +39632,7 @@
         </w:rPr>
         <w:t xml:space="preserve"> </w:t>
       </w:r>
-      <w:hyperlink w:history="1" r:id="rIdgyzagddbo83bscl-qlsvn">
+      <w:hyperlink w:history="1" r:id="rId4uvafshwbniz8f_6q5wc-">
         <w:r>
           <w:rPr>
             <w:color w:val="1D4ED8"/>
@@ -39693,7 +39693,7 @@
         </w:rPr>
         <w:t xml:space="preserve"> </w:t>
       </w:r>
-      <w:hyperlink w:history="1" r:id="rIdivt55jteg-q5trnter1-h">
+      <w:hyperlink w:history="1" r:id="rId9gvll4k0vhpyeegw1lz9p">
         <w:r>
           <w:rPr>
             <w:color w:val="1D4ED8"/>
@@ -39754,7 +39754,7 @@
         </w:rPr>
         <w:t xml:space="preserve"> </w:t>
       </w:r>
-      <w:hyperlink w:history="1" r:id="rIdqa8ocfcla5ctfw4qkqwhb">
+      <w:hyperlink w:history="1" r:id="rId8zktvkx4r_rad0kxtxpbu">
         <w:r>
           <w:rPr>
             <w:color w:val="1D4ED8"/>
@@ -39815,7 +39815,7 @@
         </w:rPr>
         <w:t xml:space="preserve"> </w:t>
       </w:r>
-      <w:hyperlink w:history="1" r:id="rIdst_yf1uttblc1sokojnq2">
+      <w:hyperlink w:history="1" r:id="rIdlxpky0aiso7tnjylzbx9u">
         <w:r>
           <w:rPr>
             <w:color w:val="1D4ED8"/>
@@ -39876,7 +39876,7 @@
         </w:rPr>
         <w:t xml:space="preserve"> </w:t>
       </w:r>
-      <w:hyperlink w:history="1" r:id="rIdenkrzxredfu4jacgkrelo">
+      <w:hyperlink w:history="1" r:id="rIdqjehpwitny6f70yaysy5b">
         <w:r>
           <w:rPr>
             <w:color w:val="1D4ED8"/>
@@ -39937,7 +39937,7 @@
         </w:rPr>
         <w:t xml:space="preserve"> </w:t>
       </w:r>
-      <w:hyperlink w:history="1" r:id="rIdswqf6g5sjjiapw_e46fdz">
+      <w:hyperlink w:history="1" r:id="rIdzjxixvz9zqz-m2rsbhb6e">
         <w:r>
           <w:rPr>
             <w:color w:val="1D4ED8"/>
@@ -39998,7 +39998,7 @@
         </w:rPr>
         <w:t xml:space="preserve"> </w:t>
       </w:r>
-      <w:hyperlink w:history="1" r:id="rIdf6feevtpopyox9sfhwogp">
+      <w:hyperlink w:history="1" r:id="rIdbekiov7tasncwjjlo0afy">
         <w:r>
           <w:rPr>
             <w:color w:val="1D4ED8"/>
@@ -40059,7 +40059,7 @@
         </w:rPr>
         <w:t xml:space="preserve"> </w:t>
       </w:r>
-      <w:hyperlink w:history="1" r:id="rIdg6yke2364j9yrgoddjz3g">
+      <w:hyperlink w:history="1" r:id="rIdqfgfpfyx0cf9j1ytwxpat">
         <w:r>
           <w:rPr>
             <w:color w:val="1D4ED8"/>
@@ -40163,7 +40163,7 @@
         </w:rPr>
         <w:t xml:space="preserve"> </w:t>
       </w:r>
-      <w:hyperlink w:history="1" r:id="rIddrxwpt3nhdhewnpecpafs">
+      <w:hyperlink w:history="1" r:id="rId5y4vz7kqzosg5rbiy6iym">
         <w:r>
           <w:rPr>
             <w:color w:val="1D4ED8"/>
@@ -40235,7 +40235,7 @@
         </w:rPr>
         <w:t xml:space="preserve"> </w:t>
       </w:r>
-      <w:hyperlink w:history="1" r:id="rId7zw5m677fif4jd9z1r66r">
+      <w:hyperlink w:history="1" r:id="rIdmqdrhjr_gasnsknumrgdv">
         <w:r>
           <w:rPr>
             <w:color w:val="1D4ED8"/>
@@ -40296,7 +40296,7 @@
         </w:rPr>
         <w:t xml:space="preserve"> </w:t>
       </w:r>
-      <w:hyperlink w:history="1" r:id="rIdz1wodzovym8lcrxwhte7y">
+      <w:hyperlink w:history="1" r:id="rIdmotajs41yh798fxj2bn-o">
         <w:r>
           <w:rPr>
             <w:color w:val="1D4ED8"/>
@@ -40357,7 +40357,7 @@
         </w:rPr>
         <w:t xml:space="preserve"> </w:t>
       </w:r>
-      <w:hyperlink w:history="1" r:id="rIdmal396fajxscdxmgvslt9">
+      <w:hyperlink w:history="1" r:id="rIdmtt8cfkphrbtgzcvou4br">
         <w:r>
           <w:rPr>
             <w:color w:val="1D4ED8"/>
@@ -40418,7 +40418,7 @@
         </w:rPr>
         <w:t xml:space="preserve"> </w:t>
       </w:r>
-      <w:hyperlink w:history="1" r:id="rIdlmtquwiwx9qoarqmj0bpj">
+      <w:hyperlink w:history="1" r:id="rIdjtctzp7c2hburt7lzenta">
         <w:r>
           <w:rPr>
             <w:color w:val="1D4ED8"/>
@@ -40479,7 +40479,7 @@
         </w:rPr>
         <w:t xml:space="preserve"> </w:t>
       </w:r>
-      <w:hyperlink w:history="1" r:id="rIdjfwjd75qbv2alqpwsjswm">
+      <w:hyperlink w:history="1" r:id="rIdwkl-qu1t00018s56ftuh6">
         <w:r>
           <w:rPr>
             <w:color w:val="1D4ED8"/>
@@ -40540,7 +40540,7 @@
         </w:rPr>
         <w:t xml:space="preserve"> </w:t>
       </w:r>
-      <w:hyperlink w:history="1" r:id="rIdhdm1thcu4i3pkf0gc5ijq">
+      <w:hyperlink w:history="1" r:id="rIdbxerydmvklebeudao7ipy">
         <w:r>
           <w:rPr>
             <w:color w:val="1D4ED8"/>
@@ -40601,7 +40601,7 @@
         </w:rPr>
         <w:t xml:space="preserve"> </w:t>
       </w:r>
-      <w:hyperlink w:history="1" r:id="rIdwtghxgryc718kgzhmwlpk">
+      <w:hyperlink w:history="1" r:id="rIdc31x2k8ofnjhqwohlgfam">
         <w:r>
           <w:rPr>
             <w:color w:val="1D4ED8"/>
@@ -40662,7 +40662,7 @@
         </w:rPr>
         <w:t xml:space="preserve"> </w:t>
       </w:r>
-      <w:hyperlink w:history="1" r:id="rId_lolt4ppoukxiyfwffyij">
+      <w:hyperlink w:history="1" r:id="rIdkvfnorvzcn3w715simwhn">
         <w:r>
           <w:rPr>
             <w:color w:val="1D4ED8"/>
@@ -40723,7 +40723,7 @@
         </w:rPr>
         <w:t xml:space="preserve"> </w:t>
       </w:r>
-      <w:hyperlink w:history="1" r:id="rIduhke2p3mh6vz50awhpvcw">
+      <w:hyperlink w:history="1" r:id="rIdk_ufmb4accnhq1qqxtsr-">
         <w:r>
           <w:rPr>
             <w:color w:val="1D4ED8"/>
@@ -40784,7 +40784,7 @@
         </w:rPr>
         <w:t xml:space="preserve"> </w:t>
       </w:r>
-      <w:hyperlink w:history="1" r:id="rId_cin5yzs9xrkznq4dcvlx">
+      <w:hyperlink w:history="1" r:id="rIdlep_kakn3s0z5h2xdt6th">
         <w:r>
           <w:rPr>
             <w:color w:val="1D4ED8"/>
@@ -40845,7 +40845,7 @@
         </w:rPr>
         <w:t xml:space="preserve"> </w:t>
       </w:r>
-      <w:hyperlink w:history="1" r:id="rIdnwf_76papza78zri140m8">
+      <w:hyperlink w:history="1" r:id="rIdpd7hji35stvli-wvl0fzi">
         <w:r>
           <w:rPr>
             <w:color w:val="1D4ED8"/>
@@ -40906,7 +40906,7 @@
         </w:rPr>
         <w:t xml:space="preserve"> </w:t>
       </w:r>
-      <w:hyperlink w:history="1" r:id="rIdb_t6f9n4kovzmj65c0hpi">
+      <w:hyperlink w:history="1" r:id="rId0hosrs6vef3etdrtom4iu">
         <w:r>
           <w:rPr>
             <w:color w:val="1D4ED8"/>
@@ -40967,7 +40967,7 @@
         </w:rPr>
         <w:t xml:space="preserve"> </w:t>
       </w:r>
-      <w:hyperlink w:history="1" r:id="rIdp1u0p6bsm8vvulwuso8j6">
+      <w:hyperlink w:history="1" r:id="rIdphsgcfhvuyastm70nti1c">
         <w:r>
           <w:rPr>
             <w:color w:val="1D4ED8"/>
@@ -41028,7 +41028,7 @@
         </w:rPr>
         <w:t xml:space="preserve"> </w:t>
       </w:r>
-      <w:hyperlink w:history="1" r:id="rIdqjuh40hkmmsoryigrwv4l">
+      <w:hyperlink w:history="1" r:id="rIdc6tdug5husjvvwom5ayco">
         <w:r>
           <w:rPr>
             <w:color w:val="1D4ED8"/>
@@ -41089,7 +41089,7 @@
         </w:rPr>
         <w:t xml:space="preserve"> </w:t>
       </w:r>
-      <w:hyperlink w:history="1" r:id="rIdpjhussnbh6pdz2e6okb-c">
+      <w:hyperlink w:history="1" r:id="rIdozcsgwdh7wzakpvkkazoi">
         <w:r>
           <w:rPr>
             <w:color w:val="1D4ED8"/>
@@ -41150,7 +41150,7 @@
         </w:rPr>
         <w:t xml:space="preserve"> </w:t>
       </w:r>
-      <w:hyperlink w:history="1" r:id="rIdct59y0-f5mvmkbod0uajm">
+      <w:hyperlink w:history="1" r:id="rIdydgy4qo4y6gcj3tlnzpar">
         <w:r>
           <w:rPr>
             <w:color w:val="1D4ED8"/>
@@ -41211,7 +41211,7 @@
         </w:rPr>
         <w:t xml:space="preserve"> </w:t>
       </w:r>
-      <w:hyperlink w:history="1" r:id="rId9ngjxcxqbofvpxiwu8dzd">
+      <w:hyperlink w:history="1" r:id="rId_jrvtsmj8_96v5ejntl_b">
         <w:r>
           <w:rPr>
             <w:color w:val="1D4ED8"/>
@@ -41272,7 +41272,7 @@
         </w:rPr>
         <w:t xml:space="preserve"> </w:t>
       </w:r>
-      <w:hyperlink w:history="1" r:id="rId-i0retmpj9tx5wrfcs5xb">
+      <w:hyperlink w:history="1" r:id="rIdgfjckjig85penihk-71cg">
         <w:r>
           <w:rPr>
             <w:color w:val="1D4ED8"/>
@@ -41333,7 +41333,7 @@
         </w:rPr>
         <w:t xml:space="preserve"> </w:t>
       </w:r>
-      <w:hyperlink w:history="1" r:id="rIdabvylnhk5yfev9zy6vtj4">
+      <w:hyperlink w:history="1" r:id="rId3zjlwwva52f_rzmkzikly">
         <w:r>
           <w:rPr>
             <w:color w:val="1D4ED8"/>
@@ -41394,7 +41394,7 @@
         </w:rPr>
         <w:t xml:space="preserve"> </w:t>
       </w:r>
-      <w:hyperlink w:history="1" r:id="rIdbortvcxckq55njpvlkit_">
+      <w:hyperlink w:history="1" r:id="rId70d5hfjmjev_gqziscufy">
         <w:r>
           <w:rPr>
             <w:color w:val="1D4ED8"/>
